--- a/Отчет к ПР-17 (2025-2026).docx
+++ b/Отчет к ПР-17 (2025-2026).docx
@@ -827,7 +827,7 @@
     </w:p>
     <w:sdt>
       <w:sdtPr>
-        <w:id w:val="-312292176"/>
+        <w:id w:val="369636653"/>
         <w:docPartObj>
           <w:docPartGallery w:val="Table of Contents"/>
           <w:docPartUnique w:val="1"/>
@@ -1803,12 +1803,12 @@
           <wp:inline distB="114300" distT="114300" distL="114300" distR="114300">
             <wp:extent cx="3638550" cy="5715000"/>
             <wp:effectExtent b="0" l="0" r="0" t="0"/>
-            <wp:docPr id="2" name="image4.png"/>
+            <wp:docPr id="2" name="image6.png"/>
             <a:graphic>
               <a:graphicData uri="http://schemas.openxmlformats.org/drawingml/2006/picture">
                 <pic:pic>
                   <pic:nvPicPr>
-                    <pic:cNvPr id="0" name="image4.png"/>
+                    <pic:cNvPr id="0" name="image6.png"/>
                     <pic:cNvPicPr preferRelativeResize="0"/>
                   </pic:nvPicPr>
                   <pic:blipFill>
@@ -6522,12 +6522,12 @@
           <wp:inline distB="114300" distT="114300" distL="114300" distR="114300">
             <wp:extent cx="5940115" cy="2260600"/>
             <wp:effectExtent b="0" l="0" r="0" t="0"/>
-            <wp:docPr id="7" name="image3.png"/>
+            <wp:docPr id="7" name="image5.png"/>
             <a:graphic>
               <a:graphicData uri="http://schemas.openxmlformats.org/drawingml/2006/picture">
                 <pic:pic>
                   <pic:nvPicPr>
-                    <pic:cNvPr id="0" name="image3.png"/>
+                    <pic:cNvPr id="0" name="image5.png"/>
                     <pic:cNvPicPr preferRelativeResize="0"/>
                   </pic:nvPicPr>
                   <pic:blipFill>
@@ -6663,156 +6663,97 @@
           <w:szCs w:val="28"/>
           <w:rtl w:val="0"/>
         </w:rPr>
-        <w:t xml:space="preserve">Toast</w:t>
-      </w:r>
-    </w:p>
-    <w:p>
-      <w:pPr>
-        <w:rPr>
-          <w:rFonts w:ascii="Times New Roman" w:cs="Times New Roman" w:eastAsia="Times New Roman" w:hAnsi="Times New Roman"/>
-          <w:sz w:val="28"/>
-          <w:szCs w:val="28"/>
-        </w:rPr>
-      </w:pPr>
-      <w:r>
-        <w:rPr>
-          <w:rFonts w:ascii="Times New Roman" w:cs="Times New Roman" w:eastAsia="Times New Roman" w:hAnsi="Times New Roman"/>
-          <w:sz w:val="28"/>
-          <w:szCs w:val="28"/>
-          <w:rtl w:val="0"/>
-        </w:rPr>
-        <w:t xml:space="preserve">EditText</w:t>
-      </w:r>
-    </w:p>
-    <w:p>
-      <w:pPr>
-        <w:rPr>
-          <w:rFonts w:ascii="Times New Roman" w:cs="Times New Roman" w:eastAsia="Times New Roman" w:hAnsi="Times New Roman"/>
-          <w:sz w:val="28"/>
-          <w:szCs w:val="28"/>
-        </w:rPr>
-      </w:pPr>
-      <w:r>
-        <w:rPr>
-          <w:rFonts w:ascii="Times New Roman" w:cs="Times New Roman" w:eastAsia="Times New Roman" w:hAnsi="Times New Roman"/>
-          <w:sz w:val="28"/>
-          <w:szCs w:val="28"/>
-          <w:rtl w:val="0"/>
-        </w:rPr>
-        <w:t xml:space="preserve">SeekBar</w:t>
-      </w:r>
-    </w:p>
-    <w:p>
-      <w:pPr>
-        <w:rPr>
-          <w:rFonts w:ascii="Times New Roman" w:cs="Times New Roman" w:eastAsia="Times New Roman" w:hAnsi="Times New Roman"/>
-          <w:sz w:val="28"/>
-          <w:szCs w:val="28"/>
-        </w:rPr>
-      </w:pPr>
-      <w:r>
-        <w:rPr>
-          <w:rFonts w:ascii="Times New Roman" w:cs="Times New Roman" w:eastAsia="Times New Roman" w:hAnsi="Times New Roman"/>
-          <w:sz w:val="28"/>
-          <w:szCs w:val="28"/>
-          <w:rtl w:val="0"/>
-        </w:rPr>
-        <w:t xml:space="preserve">Intent</w:t>
-        <w:br w:type="textWrapping"/>
-        <w:t xml:space="preserve">SharedPreferences</w:t>
-      </w:r>
-    </w:p>
-    <w:p>
-      <w:pPr>
-        <w:rPr>
-          <w:rFonts w:ascii="Times New Roman" w:cs="Times New Roman" w:eastAsia="Times New Roman" w:hAnsi="Times New Roman"/>
-          <w:sz w:val="28"/>
-          <w:szCs w:val="28"/>
-        </w:rPr>
-      </w:pPr>
-      <w:r>
-        <w:rPr>
-          <w:rFonts w:ascii="Times New Roman" w:cs="Times New Roman" w:eastAsia="Times New Roman" w:hAnsi="Times New Roman"/>
-          <w:sz w:val="28"/>
-          <w:szCs w:val="28"/>
-          <w:rtl w:val="0"/>
-        </w:rPr>
-        <w:t xml:space="preserve">Button</w:t>
-      </w:r>
-    </w:p>
-    <w:p>
-      <w:pPr>
-        <w:rPr>
-          <w:rFonts w:ascii="Times New Roman" w:cs="Times New Roman" w:eastAsia="Times New Roman" w:hAnsi="Times New Roman"/>
-          <w:sz w:val="28"/>
-          <w:szCs w:val="28"/>
-        </w:rPr>
-      </w:pPr>
-      <w:r>
-        <w:rPr>
-          <w:rFonts w:ascii="Times New Roman" w:cs="Times New Roman" w:eastAsia="Times New Roman" w:hAnsi="Times New Roman"/>
-          <w:sz w:val="28"/>
-          <w:szCs w:val="28"/>
-          <w:rtl w:val="0"/>
-        </w:rPr>
-        <w:t xml:space="preserve">TextView</w:t>
-      </w:r>
-    </w:p>
-    <w:p>
-      <w:pPr>
-        <w:rPr>
-          <w:rFonts w:ascii="Times New Roman" w:cs="Times New Roman" w:eastAsia="Times New Roman" w:hAnsi="Times New Roman"/>
-          <w:sz w:val="28"/>
-          <w:szCs w:val="28"/>
-        </w:rPr>
-      </w:pPr>
-      <w:r>
-        <w:rPr>
-          <w:rFonts w:ascii="Times New Roman" w:cs="Times New Roman" w:eastAsia="Times New Roman" w:hAnsi="Times New Roman"/>
-          <w:sz w:val="28"/>
-          <w:szCs w:val="28"/>
-          <w:rtl w:val="0"/>
-        </w:rPr>
-        <w:t xml:space="preserve">AppCompatActivity</w:t>
-      </w:r>
-    </w:p>
-    <w:p>
-      <w:pPr>
-        <w:rPr>
-          <w:rFonts w:ascii="Times New Roman" w:cs="Times New Roman" w:eastAsia="Times New Roman" w:hAnsi="Times New Roman"/>
-          <w:sz w:val="28"/>
-          <w:szCs w:val="28"/>
-        </w:rPr>
-      </w:pPr>
-      <w:r>
-        <w:rPr>
-          <w:rFonts w:ascii="Times New Roman" w:cs="Times New Roman" w:eastAsia="Times New Roman" w:hAnsi="Times New Roman"/>
-          <w:sz w:val="28"/>
-          <w:szCs w:val="28"/>
-          <w:rtl w:val="0"/>
-        </w:rPr>
-        <w:t xml:space="preserve">Bundle</w:t>
-        <w:br w:type="textWrapping"/>
-        <w:t xml:space="preserve">AppCompatButton</w:t>
-      </w:r>
-    </w:p>
-    <w:p>
-      <w:pPr>
-        <w:rPr/>
-      </w:pPr>
-      <w:r>
-        <w:rPr>
-          <w:rFonts w:ascii="Times New Roman" w:cs="Times New Roman" w:eastAsia="Times New Roman" w:hAnsi="Times New Roman"/>
-          <w:sz w:val="28"/>
-          <w:szCs w:val="28"/>
-          <w:rtl w:val="0"/>
-        </w:rPr>
-        <w:t xml:space="preserve">AppCompatImageButton</w:t>
-      </w:r>
-      <w:r>
-        <w:rPr>
-          <w:rtl w:val="0"/>
-        </w:rPr>
+        <w:t xml:space="preserve">"androidx.appcompat:appcompat:1.7.1"</w:t>
+      </w:r>
+    </w:p>
+    <w:p>
+      <w:pPr>
+        <w:rPr>
+          <w:rFonts w:ascii="Times New Roman" w:cs="Times New Roman" w:eastAsia="Times New Roman" w:hAnsi="Times New Roman"/>
+          <w:sz w:val="28"/>
+          <w:szCs w:val="28"/>
+        </w:rPr>
+      </w:pPr>
+      <w:r>
+        <w:rPr>
+          <w:rFonts w:ascii="Times New Roman" w:cs="Times New Roman" w:eastAsia="Times New Roman" w:hAnsi="Times New Roman"/>
+          <w:sz w:val="28"/>
+          <w:szCs w:val="28"/>
+          <w:rtl w:val="0"/>
+        </w:rPr>
+        <w:t xml:space="preserve">"com.google.android.material:material:1.12.0"</w:t>
+      </w:r>
+    </w:p>
+    <w:p>
+      <w:pPr>
+        <w:rPr>
+          <w:rFonts w:ascii="Times New Roman" w:cs="Times New Roman" w:eastAsia="Times New Roman" w:hAnsi="Times New Roman"/>
+          <w:sz w:val="28"/>
+          <w:szCs w:val="28"/>
+        </w:rPr>
+      </w:pPr>
+      <w:r>
+        <w:rPr>
+          <w:rFonts w:ascii="Times New Roman" w:cs="Times New Roman" w:eastAsia="Times New Roman" w:hAnsi="Times New Roman"/>
+          <w:sz w:val="28"/>
+          <w:szCs w:val="28"/>
+          <w:rtl w:val="0"/>
+        </w:rPr>
+        <w:t xml:space="preserve">"androidx.constraintlayout:constraintlayout:2.2.1"</w:t>
+      </w:r>
+    </w:p>
+    <w:p>
+      <w:pPr>
+        <w:rPr>
+          <w:rFonts w:ascii="Times New Roman" w:cs="Times New Roman" w:eastAsia="Times New Roman" w:hAnsi="Times New Roman"/>
+          <w:sz w:val="28"/>
+          <w:szCs w:val="28"/>
+        </w:rPr>
+      </w:pPr>
+      <w:r>
+        <w:rPr>
+          <w:rFonts w:ascii="Times New Roman" w:cs="Times New Roman" w:eastAsia="Times New Roman" w:hAnsi="Times New Roman"/>
+          <w:sz w:val="28"/>
+          <w:szCs w:val="28"/>
+          <w:rtl w:val="0"/>
+        </w:rPr>
+        <w:t xml:space="preserve">"junit:junit:4.13.2"</w:t>
+      </w:r>
+    </w:p>
+    <w:p>
+      <w:pPr>
+        <w:rPr>
+          <w:rFonts w:ascii="Times New Roman" w:cs="Times New Roman" w:eastAsia="Times New Roman" w:hAnsi="Times New Roman"/>
+          <w:sz w:val="28"/>
+          <w:szCs w:val="28"/>
+        </w:rPr>
+      </w:pPr>
+      <w:r>
+        <w:rPr>
+          <w:rFonts w:ascii="Times New Roman" w:cs="Times New Roman" w:eastAsia="Times New Roman" w:hAnsi="Times New Roman"/>
+          <w:sz w:val="28"/>
+          <w:szCs w:val="28"/>
+          <w:rtl w:val="0"/>
+        </w:rPr>
+        <w:t xml:space="preserve">"androidx.test.ext:junit:1.2.1"</w:t>
+      </w:r>
+    </w:p>
+    <w:p>
+      <w:pPr>
+        <w:rPr>
+          <w:rFonts w:ascii="Times New Roman" w:cs="Times New Roman" w:eastAsia="Times New Roman" w:hAnsi="Times New Roman"/>
+          <w:sz w:val="28"/>
+          <w:szCs w:val="28"/>
+        </w:rPr>
+      </w:pPr>
+      <w:r>
+        <w:rPr>
+          <w:rFonts w:ascii="Times New Roman" w:cs="Times New Roman" w:eastAsia="Times New Roman" w:hAnsi="Times New Roman"/>
+          <w:sz w:val="28"/>
+          <w:szCs w:val="28"/>
+          <w:rtl w:val="0"/>
+        </w:rPr>
+        <w:t xml:space="preserve">"androidx.test.espresso:espresso-core:3.6.1"</w:t>
       </w:r>
     </w:p>
     <w:p>
@@ -6872,6 +6813,8 @@
           <w:rtl w:val="0"/>
         </w:rPr>
         <w:t xml:space="preserve">Ввести через UI Логин и Пароль, который равен “ects” и “ects2023” соответственно, получить переход на другой экран и сохранения этих данных в SharedPreferences</w:t>
+        <w:br w:type="textWrapping"/>
+        <w:t xml:space="preserve">Не вводить в одно из полей и получить ошибку</w:t>
       </w:r>
     </w:p>
     <w:p>
@@ -6912,7 +6855,7 @@
           <w:szCs w:val="28"/>
           <w:rtl w:val="0"/>
         </w:rPr>
-        <w:t xml:space="preserve">Kotlin и AndoridStudio</w:t>
+        <w:t xml:space="preserve">Kotlin и AndoridStudio, MaterialApp</w:t>
       </w:r>
     </w:p>
     <w:p>
@@ -7083,12 +7026,12 @@
           <wp:inline distB="114300" distT="114300" distL="114300" distR="114300">
             <wp:extent cx="3600450" cy="7019925"/>
             <wp:effectExtent b="0" l="0" r="0" t="0"/>
-            <wp:docPr id="5" name="image1.png"/>
+            <wp:docPr id="5" name="image3.png"/>
             <a:graphic>
               <a:graphicData uri="http://schemas.openxmlformats.org/drawingml/2006/picture">
                 <pic:pic>
                   <pic:nvPicPr>
-                    <pic:cNvPr id="0" name="image1.png"/>
+                    <pic:cNvPr id="0" name="image3.png"/>
                     <pic:cNvPicPr preferRelativeResize="0"/>
                   </pic:nvPicPr>
                   <pic:blipFill>
@@ -7171,12 +7114,12 @@
           <wp:inline distB="114300" distT="114300" distL="114300" distR="114300">
             <wp:extent cx="3495675" cy="6457950"/>
             <wp:effectExtent b="0" l="0" r="0" t="0"/>
-            <wp:docPr id="3" name="image5.png"/>
+            <wp:docPr id="3" name="image1.png"/>
             <a:graphic>
               <a:graphicData uri="http://schemas.openxmlformats.org/drawingml/2006/picture">
                 <pic:pic>
                   <pic:nvPicPr>
-                    <pic:cNvPr id="0" name="image5.png"/>
+                    <pic:cNvPr id="0" name="image1.png"/>
                     <pic:cNvPicPr preferRelativeResize="0"/>
                   </pic:nvPicPr>
                   <pic:blipFill>
@@ -7227,12 +7170,12 @@
           <wp:inline distB="114300" distT="114300" distL="114300" distR="114300">
             <wp:extent cx="3676650" cy="6991350"/>
             <wp:effectExtent b="0" l="0" r="0" t="0"/>
-            <wp:docPr id="4" name="image6.png"/>
+            <wp:docPr id="4" name="image4.png"/>
             <a:graphic>
               <a:graphicData uri="http://schemas.openxmlformats.org/drawingml/2006/picture">
                 <pic:pic>
                   <pic:nvPicPr>
-                    <pic:cNvPr id="0" name="image6.png"/>
+                    <pic:cNvPr id="0" name="image4.png"/>
                     <pic:cNvPicPr preferRelativeResize="0"/>
                   </pic:nvPicPr>
                   <pic:blipFill>
